--- a/EXPERIMENT 30.docx
+++ b/EXPERIMENT 30.docx
@@ -3,570 +3,162 @@
 <w:document xmlns:wpc="http://schemas.microsoft.com/office/word/2010/wordprocessingCanvas" xmlns:cx="http://schemas.microsoft.com/office/drawing/2014/chartex" xmlns:cx1="http://schemas.microsoft.com/office/drawing/2015/9/8/chartex" xmlns:cx2="http://schemas.microsoft.com/office/drawing/2015/10/21/chartex" xmlns:cx3="http://schemas.microsoft.com/office/drawing/2016/5/9/chartex" xmlns:cx4="http://schemas.microsoft.com/office/drawing/2016/5/10/chartex" xmlns:cx5="http://schemas.microsoft.com/office/drawing/2016/5/11/chartex" xmlns:cx6="http://schemas.microsoft.com/office/drawing/2016/5/12/chartex" xmlns:cx7="http://schemas.microsoft.com/office/drawing/2016/5/13/chartex" xmlns:cx8="http://schemas.microsoft.com/office/drawing/2016/5/14/chartex" xmlns:mc="http://schemas.openxmlformats.org/markup-compatibility/2006" xmlns:aink="http://schemas.microsoft.com/office/drawing/2016/ink" xmlns:am3d="http://schemas.microsoft.com/office/drawing/2017/model3d" xmlns:o="urn:schemas-microsoft-com:office:office" xmlns:oel="http://schemas.microsoft.com/office/2019/extlst" xmlns:r="http://schemas.openxmlformats.org/officeDocument/2006/relationships" xmlns:m="http://schemas.openxmlformats.org/officeDocument/2006/math" xmlns:v="urn:schemas-microsoft-com:vml" xmlns:wp14="http://schemas.microsoft.com/office/word/2010/wordprocessingDrawing" xmlns:wp="http://schemas.openxmlformats.org/drawingml/2006/wordprocessingDrawing" xmlns:w10="urn:schemas-microsoft-com:office:word" xmlns:w="http://schemas.openxmlformats.org/wordprocessingml/2006/main" xmlns:w14="http://schemas.microsoft.com/office/word/2010/wordml" xmlns:w15="http://schemas.microsoft.com/office/word/2012/wordml" xmlns:w16cex="http://schemas.microsoft.com/office/word/2018/wordml/cex" xmlns:w16cid="http://schemas.microsoft.com/office/word/2016/wordml/cid" xmlns:w16="http://schemas.microsoft.com/office/word/2018/wordml" xmlns:w16du="http://schemas.microsoft.com/office/word/2023/wordml/word16du" xmlns:w16sdtdh="http://schemas.microsoft.com/office/word/2020/wordml/sdtdatahash" xmlns:w16sdtfl="http://schemas.microsoft.com/office/word/2024/wordml/sdtformatlock" xmlns:w16se="http://schemas.microsoft.com/office/word/2015/wordml/symex" xmlns:wpg="http://schemas.microsoft.com/office/word/2010/wordprocessingGroup" xmlns:wpi="http://schemas.microsoft.com/office/word/2010/wordprocessingInk" xmlns:wne="http://schemas.microsoft.com/office/word/2006/wordml" xmlns:wps="http://schemas.microsoft.com/office/word/2010/wordprocessingShape" mc:Ignorable="w14 w15 w16se w16cid w16 w16cex w16sdtdh w16sdtfl w16du wp14">
   <w:body>
     <w:p>
-      <w:pPr>
-        <w:rPr>
-          <w:b/>
-          <w:bCs/>
-        </w:rPr>
-      </w:pPr>
-      <w:r>
-        <w:rPr>
-          <w:b/>
-          <w:bCs/>
-        </w:rPr>
-        <w:t>30. Write C programs to demonstrate the following thread related concepts.</w:t>
-      </w:r>
-    </w:p>
-    <w:p>
-      <w:pPr>
-        <w:rPr>
-          <w:b/>
-          <w:bCs/>
-        </w:rPr>
-      </w:pPr>
-      <w:r>
-        <w:rPr>
-          <w:b/>
-          <w:bCs/>
-        </w:rPr>
-        <w:t>(</w:t>
-      </w:r>
-      <w:proofErr w:type="spellStart"/>
-      <w:r>
-        <w:rPr>
-          <w:b/>
-          <w:bCs/>
-        </w:rPr>
-        <w:t>i</w:t>
-      </w:r>
-      <w:proofErr w:type="spellEnd"/>
-      <w:r>
-        <w:rPr>
-          <w:b/>
-          <w:bCs/>
-        </w:rPr>
-        <w:t>) create (ii) join (iii) equal (iv) exit</w:t>
-      </w:r>
-    </w:p>
-    <w:p>
-      <w:r>
-        <w:t>#include &lt;</w:t>
-      </w:r>
-      <w:proofErr w:type="spellStart"/>
-      <w:r>
-        <w:t>stdio.h</w:t>
-      </w:r>
-      <w:proofErr w:type="spellEnd"/>
-      <w:r>
-        <w:t>&gt;</w:t>
-      </w:r>
-    </w:p>
-    <w:p>
-      <w:r>
-        <w:t>#include &lt;</w:t>
-      </w:r>
-      <w:proofErr w:type="spellStart"/>
-      <w:r>
-        <w:t>stdlib.h</w:t>
-      </w:r>
-      <w:proofErr w:type="spellEnd"/>
-      <w:r>
-        <w:t>&gt;</w:t>
-      </w:r>
-    </w:p>
-    <w:p>
-      <w:r>
-        <w:t>#include &lt;</w:t>
-      </w:r>
-      <w:proofErr w:type="spellStart"/>
-      <w:r>
-        <w:t>pthread.h</w:t>
-      </w:r>
-      <w:proofErr w:type="spellEnd"/>
-      <w:r>
-        <w:t>&gt;</w:t>
+      <w:r>
+        <w:t xml:space="preserve">30) </w:t>
+      </w:r>
+      <w:r>
+        <w:t>Write a Prolog Program to implement Towers of Hanoi</w:t>
+      </w:r>
+      <w:r>
+        <w:t>?</w:t>
       </w:r>
     </w:p>
     <w:p/>
     <w:p>
       <w:r>
-        <w:t xml:space="preserve">void* </w:t>
-      </w:r>
-      <w:proofErr w:type="spellStart"/>
-      <w:proofErr w:type="gramStart"/>
-      <w:r>
-        <w:t>threadFunc</w:t>
-      </w:r>
-      <w:proofErr w:type="spellEnd"/>
-      <w:r>
-        <w:t>(</w:t>
-      </w:r>
-      <w:proofErr w:type="gramEnd"/>
-      <w:r>
-        <w:t xml:space="preserve">void* </w:t>
-      </w:r>
-      <w:proofErr w:type="spellStart"/>
-      <w:r>
-        <w:t>arg</w:t>
-      </w:r>
-      <w:proofErr w:type="spellEnd"/>
-      <w:r>
-        <w:t>) {</w:t>
+        <w:t>PROGRAM:</w:t>
+      </w:r>
+    </w:p>
+    <w:p>
+      <w:r>
+        <w:t>% hanoi(N, Source, Target, Auxiliary)</w:t>
+      </w:r>
+    </w:p>
+    <w:p>
+      <w:r>
+        <w:t>% N = number of disks</w:t>
+      </w:r>
+    </w:p>
+    <w:p>
+      <w:r>
+        <w:t>hanoi(1, From, To, _) :-</w:t>
+      </w:r>
+    </w:p>
+    <w:p>
+      <w:r>
+        <w:t xml:space="preserve">    write('Move disk from '), write(From),</w:t>
+      </w:r>
+    </w:p>
+    <w:p>
+      <w:r>
+        <w:t xml:space="preserve">    write(' to '), write(To), nl.</w:t>
+      </w:r>
+    </w:p>
+    <w:p/>
+    <w:p>
+      <w:r>
+        <w:t>hanoi(N, From, To, Aux) :-</w:t>
+      </w:r>
+    </w:p>
+    <w:p>
+      <w:r>
+        <w:t xml:space="preserve">    N &gt; 1,</w:t>
+      </w:r>
+    </w:p>
+    <w:p>
+      <w:r>
+        <w:t xml:space="preserve">    N1 is N - 1,</w:t>
       </w:r>
     </w:p>
     <w:p>
       <w:r>
         <w:t xml:space="preserve">    </w:t>
       </w:r>
-      <w:proofErr w:type="spellStart"/>
-      <w:proofErr w:type="gramStart"/>
-      <w:r>
-        <w:t>printf</w:t>
-      </w:r>
-      <w:proofErr w:type="spellEnd"/>
-      <w:r>
-        <w:t>(</w:t>
-      </w:r>
-      <w:proofErr w:type="gramEnd"/>
-      <w:r>
-        <w:t>"Inside thread function. Thread ID: %</w:t>
-      </w:r>
-      <w:proofErr w:type="spellStart"/>
-      <w:r>
-        <w:t>lu</w:t>
-      </w:r>
-      <w:proofErr w:type="spellEnd"/>
-      <w:r>
-        <w:t xml:space="preserve">\n", </w:t>
-      </w:r>
-      <w:proofErr w:type="spellStart"/>
-      <w:r>
-        <w:t>pthread_</w:t>
-      </w:r>
-      <w:proofErr w:type="gramStart"/>
-      <w:r>
-        <w:t>self</w:t>
-      </w:r>
-      <w:proofErr w:type="spellEnd"/>
-      <w:r>
-        <w:t>(</w:t>
-      </w:r>
-      <w:proofErr w:type="gramEnd"/>
-      <w:r>
-        <w:t>));</w:t>
+    </w:p>
+    <w:p>
+      <w:r>
+        <w:t xml:space="preserve">    % Step 1: Move N-1 disks from Source to Auxiliary</w:t>
+      </w:r>
+    </w:p>
+    <w:p>
+      <w:r>
+        <w:t xml:space="preserve">    hanoi(N1, From, Aux, To),</w:t>
       </w:r>
     </w:p>
     <w:p>
       <w:r>
         <w:t xml:space="preserve">    </w:t>
       </w:r>
-      <w:proofErr w:type="spellStart"/>
-      <w:r>
-        <w:t>pthread_</w:t>
-      </w:r>
-      <w:proofErr w:type="gramStart"/>
-      <w:r>
-        <w:t>exit</w:t>
-      </w:r>
-      <w:proofErr w:type="spellEnd"/>
-      <w:r>
-        <w:t>(</w:t>
-      </w:r>
-      <w:proofErr w:type="gramEnd"/>
-      <w:r>
-        <w:t>NULL);</w:t>
-      </w:r>
-    </w:p>
-    <w:p>
-      <w:r>
-        <w:t>}</w:t>
+    </w:p>
+    <w:p>
+      <w:r>
+        <w:t xml:space="preserve">    % Step 2: Move the largest disk</w:t>
+      </w:r>
+    </w:p>
+    <w:p>
+      <w:r>
+        <w:t xml:space="preserve">    write('Move disk from '), write(From),</w:t>
+      </w:r>
+    </w:p>
+    <w:p>
+      <w:r>
+        <w:t xml:space="preserve">    write(' to '), write(To), nl,</w:t>
+      </w:r>
+    </w:p>
+    <w:p>
+      <w:r>
+        <w:t xml:space="preserve">    </w:t>
+      </w:r>
+    </w:p>
+    <w:p>
+      <w:r>
+        <w:t xml:space="preserve">    % Step 3: Move N-1 disks from Auxiliary to Target</w:t>
+      </w:r>
+    </w:p>
+    <w:p>
+      <w:r>
+        <w:t xml:space="preserve">    hanoi(N1, Aux, To, From).</w:t>
       </w:r>
     </w:p>
     <w:p/>
     <w:p>
       <w:r>
-        <w:t xml:space="preserve">int </w:t>
-      </w:r>
-      <w:proofErr w:type="gramStart"/>
-      <w:r>
-        <w:t>main(</w:t>
-      </w:r>
-      <w:proofErr w:type="gramEnd"/>
-      <w:r>
-        <w:t>) {</w:t>
-      </w:r>
-    </w:p>
-    <w:p>
-      <w:r>
-        <w:t xml:space="preserve">    </w:t>
-      </w:r>
-      <w:proofErr w:type="spellStart"/>
-      <w:r>
-        <w:t>pthread_t</w:t>
-      </w:r>
-      <w:proofErr w:type="spellEnd"/>
-      <w:r>
-        <w:t xml:space="preserve"> t1, t2;</w:t>
-      </w:r>
-    </w:p>
-    <w:p/>
-    <w:p>
-      <w:r>
-        <w:t xml:space="preserve">    if (</w:t>
-      </w:r>
-      <w:proofErr w:type="spellStart"/>
-      <w:r>
-        <w:t>pthread_</w:t>
-      </w:r>
-      <w:proofErr w:type="gramStart"/>
-      <w:r>
-        <w:t>create</w:t>
-      </w:r>
-      <w:proofErr w:type="spellEnd"/>
-      <w:r>
-        <w:t>(</w:t>
-      </w:r>
-      <w:proofErr w:type="gramEnd"/>
-      <w:r>
-        <w:t xml:space="preserve">&amp;t1, NULL, </w:t>
-      </w:r>
-      <w:proofErr w:type="spellStart"/>
-      <w:r>
-        <w:t>threadFunc</w:t>
-      </w:r>
-      <w:proofErr w:type="spellEnd"/>
-      <w:r>
-        <w:t>, NULL</w:t>
-      </w:r>
-      <w:proofErr w:type="gramStart"/>
-      <w:r>
-        <w:t>) !</w:t>
-      </w:r>
-      <w:proofErr w:type="gramEnd"/>
-      <w:r>
-        <w:t>= 0) {</w:t>
-      </w:r>
-    </w:p>
-    <w:p>
-      <w:r>
-        <w:t xml:space="preserve">        </w:t>
-      </w:r>
-      <w:proofErr w:type="spellStart"/>
-      <w:proofErr w:type="gramStart"/>
-      <w:r>
-        <w:t>printf</w:t>
-      </w:r>
-      <w:proofErr w:type="spellEnd"/>
-      <w:r>
-        <w:t>(</w:t>
-      </w:r>
-      <w:proofErr w:type="gramEnd"/>
-      <w:r>
-        <w:t>"Failed to create thread 1\n");</w:t>
-      </w:r>
-    </w:p>
-    <w:p>
-      <w:r>
-        <w:t xml:space="preserve">        return 1;</w:t>
-      </w:r>
-    </w:p>
-    <w:p>
-      <w:r>
-        <w:t xml:space="preserve">    }</w:t>
-      </w:r>
-    </w:p>
-    <w:p/>
-    <w:p>
-      <w:r>
-        <w:t xml:space="preserve">    if (</w:t>
-      </w:r>
-      <w:proofErr w:type="spellStart"/>
-      <w:r>
-        <w:t>pthread_</w:t>
-      </w:r>
-      <w:proofErr w:type="gramStart"/>
-      <w:r>
-        <w:t>create</w:t>
-      </w:r>
-      <w:proofErr w:type="spellEnd"/>
-      <w:r>
-        <w:t>(</w:t>
-      </w:r>
-      <w:proofErr w:type="gramEnd"/>
-      <w:r>
-        <w:t xml:space="preserve">&amp;t2, NULL, </w:t>
-      </w:r>
-      <w:proofErr w:type="spellStart"/>
-      <w:r>
-        <w:t>threadFunc</w:t>
-      </w:r>
-      <w:proofErr w:type="spellEnd"/>
-      <w:r>
-        <w:t>, NULL</w:t>
-      </w:r>
-      <w:proofErr w:type="gramStart"/>
-      <w:r>
-        <w:t>) !</w:t>
-      </w:r>
-      <w:proofErr w:type="gramEnd"/>
-      <w:r>
-        <w:t>= 0) {</w:t>
-      </w:r>
-    </w:p>
-    <w:p>
-      <w:r>
-        <w:t xml:space="preserve">        </w:t>
-      </w:r>
-      <w:proofErr w:type="spellStart"/>
-      <w:proofErr w:type="gramStart"/>
-      <w:r>
-        <w:t>printf</w:t>
-      </w:r>
-      <w:proofErr w:type="spellEnd"/>
-      <w:r>
-        <w:t>(</w:t>
-      </w:r>
-      <w:proofErr w:type="gramEnd"/>
-      <w:r>
-        <w:t>"Failed to create thread 2\n");</w:t>
-      </w:r>
-    </w:p>
-    <w:p>
-      <w:r>
-        <w:t xml:space="preserve">        return 1;</w:t>
-      </w:r>
-    </w:p>
-    <w:p>
-      <w:r>
-        <w:t xml:space="preserve">    }</w:t>
-      </w:r>
-    </w:p>
-    <w:p/>
-    <w:p>
-      <w:r>
-        <w:t xml:space="preserve">    </w:t>
-      </w:r>
-      <w:proofErr w:type="spellStart"/>
-      <w:r>
-        <w:t>pthread_</w:t>
-      </w:r>
-      <w:proofErr w:type="gramStart"/>
-      <w:r>
-        <w:t>join</w:t>
-      </w:r>
-      <w:proofErr w:type="spellEnd"/>
-      <w:r>
-        <w:t>(</w:t>
-      </w:r>
-      <w:proofErr w:type="gramEnd"/>
-      <w:r>
-        <w:t>t1, NULL);</w:t>
-      </w:r>
-    </w:p>
-    <w:p>
-      <w:r>
-        <w:t xml:space="preserve">    </w:t>
-      </w:r>
-      <w:proofErr w:type="spellStart"/>
-      <w:r>
-        <w:t>pthread_</w:t>
-      </w:r>
-      <w:proofErr w:type="gramStart"/>
-      <w:r>
-        <w:t>join</w:t>
-      </w:r>
-      <w:proofErr w:type="spellEnd"/>
-      <w:r>
-        <w:t>(</w:t>
-      </w:r>
-      <w:proofErr w:type="gramEnd"/>
-      <w:r>
-        <w:t>t2, NULL);</w:t>
-      </w:r>
-    </w:p>
-    <w:p/>
-    <w:p>
-      <w:r>
-        <w:t xml:space="preserve">    if (</w:t>
-      </w:r>
-      <w:proofErr w:type="spellStart"/>
-      <w:r>
-        <w:t>pthread_</w:t>
-      </w:r>
-      <w:proofErr w:type="gramStart"/>
-      <w:r>
-        <w:t>equal</w:t>
-      </w:r>
-      <w:proofErr w:type="spellEnd"/>
-      <w:r>
-        <w:t>(</w:t>
-      </w:r>
-      <w:proofErr w:type="gramEnd"/>
-      <w:r>
-        <w:t>t1, t2))</w:t>
-      </w:r>
-    </w:p>
-    <w:p>
-      <w:r>
-        <w:t xml:space="preserve">        </w:t>
-      </w:r>
-      <w:proofErr w:type="spellStart"/>
-      <w:proofErr w:type="gramStart"/>
-      <w:r>
-        <w:t>printf</w:t>
-      </w:r>
-      <w:proofErr w:type="spellEnd"/>
-      <w:r>
-        <w:t>(</w:t>
-      </w:r>
-      <w:proofErr w:type="gramEnd"/>
-      <w:r>
-        <w:t>"Threads are equal.\n");</w:t>
-      </w:r>
-    </w:p>
-    <w:p>
-      <w:r>
-        <w:t xml:space="preserve">    else</w:t>
-      </w:r>
-    </w:p>
-    <w:p>
-      <w:r>
-        <w:t xml:space="preserve">        </w:t>
-      </w:r>
-      <w:proofErr w:type="spellStart"/>
-      <w:proofErr w:type="gramStart"/>
-      <w:r>
-        <w:t>printf</w:t>
-      </w:r>
-      <w:proofErr w:type="spellEnd"/>
-      <w:r>
-        <w:t>(</w:t>
-      </w:r>
-      <w:proofErr w:type="gramEnd"/>
-      <w:r>
-        <w:t>"Threads are NOT equal.\n");</w:t>
-      </w:r>
-    </w:p>
-    <w:p>
-      <w:r>
-        <w:t xml:space="preserve">    </w:t>
-      </w:r>
-      <w:proofErr w:type="spellStart"/>
-      <w:proofErr w:type="gramStart"/>
-      <w:r>
-        <w:t>printf</w:t>
-      </w:r>
-      <w:proofErr w:type="spellEnd"/>
-      <w:r>
-        <w:t>(</w:t>
-      </w:r>
-      <w:proofErr w:type="gramEnd"/>
-      <w:r>
-        <w:t>"Main thread completed.\n");</w:t>
-      </w:r>
-    </w:p>
-    <w:p>
-      <w:r>
-        <w:t xml:space="preserve">    </w:t>
-      </w:r>
-      <w:proofErr w:type="spellStart"/>
-      <w:r>
-        <w:t>pthread_</w:t>
-      </w:r>
-      <w:proofErr w:type="gramStart"/>
-      <w:r>
-        <w:t>exit</w:t>
-      </w:r>
-      <w:proofErr w:type="spellEnd"/>
-      <w:r>
-        <w:t>(</w:t>
-      </w:r>
-      <w:proofErr w:type="gramEnd"/>
-      <w:r>
-        <w:t>NULL);</w:t>
-      </w:r>
-    </w:p>
-    <w:p>
-      <w:r>
-        <w:t>}</w:t>
-      </w:r>
-    </w:p>
-    <w:p/>
-    <w:p>
-      <w:pPr>
-        <w:rPr>
-          <w:b/>
-          <w:bCs/>
-        </w:rPr>
-      </w:pPr>
-      <w:r>
-        <w:rPr>
-          <w:b/>
-          <w:bCs/>
-        </w:rPr>
-        <w:t>OUTPUT-</w:t>
-      </w:r>
-    </w:p>
-    <w:p/>
-    <w:p>
-      <w:r>
-        <w:t>File created/opened successfully.</w:t>
-      </w:r>
-    </w:p>
-    <w:p>
-      <w:r>
-        <w:t>Data written to file.</w:t>
-      </w:r>
-    </w:p>
-    <w:p>
-      <w:r>
-        <w:t>Data read from file: Hello, UNIX System Calls!</w:t>
-      </w:r>
-    </w:p>
-    <w:p>
-      <w:r>
-        <w:t>de &lt;</w:t>
-      </w:r>
-      <w:proofErr w:type="spellStart"/>
-      <w:r>
-        <w:t>stdlib.h</w:t>
-      </w:r>
-      <w:proofErr w:type="spellEnd"/>
-      <w:r>
-        <w:t>&gt;</w:t>
-      </w:r>
-    </w:p>
-    <w:p>
-      <w:r>
-        <w:t>#include &lt;</w:t>
-      </w:r>
-      <w:proofErr w:type="spellStart"/>
-      <w:r>
-        <w:t>pthread.h</w:t>
-      </w:r>
-      <w:proofErr w:type="spellEnd"/>
-      <w:r>
-        <w:t>&gt;</w:t>
-      </w:r>
-    </w:p>
-    <w:p>
-      <w:r>
-        <w:t xml:space="preserve">void* </w:t>
-      </w:r>
-      <w:proofErr w:type="spellStart"/>
-      <w:r>
-        <w:t>threadFunFile</w:t>
-      </w:r>
-      <w:proofErr w:type="spellEnd"/>
-      <w:r>
-        <w:t xml:space="preserve"> closed successfully.</w:t>
-      </w:r>
-    </w:p>
-    <w:p/>
+        <w:t>OUTPUT:</w:t>
+      </w:r>
+    </w:p>
+    <w:p>
+      <w:r>
+        <w:drawing>
+          <wp:inline distT="0" distB="0" distL="0" distR="0" wp14:anchorId="5C6F59B7" wp14:editId="1E47EA48">
+            <wp:extent cx="5731510" cy="1539240"/>
+            <wp:effectExtent l="0" t="0" r="2540" b="3810"/>
+            <wp:docPr id="1194387018" name="Picture 1"/>
+            <wp:cNvGraphicFramePr>
+              <a:graphicFrameLocks xmlns:a="http://schemas.openxmlformats.org/drawingml/2006/main" noChangeAspect="1"/>
+            </wp:cNvGraphicFramePr>
+            <a:graphic xmlns:a="http://schemas.openxmlformats.org/drawingml/2006/main">
+              <a:graphicData uri="http://schemas.openxmlformats.org/drawingml/2006/picture">
+                <pic:pic xmlns:pic="http://schemas.openxmlformats.org/drawingml/2006/picture">
+                  <pic:nvPicPr>
+                    <pic:cNvPr id="1194387018" name=""/>
+                    <pic:cNvPicPr/>
+                  </pic:nvPicPr>
+                  <pic:blipFill>
+                    <a:blip r:embed="rId4"/>
+                    <a:stretch>
+                      <a:fillRect/>
+                    </a:stretch>
+                  </pic:blipFill>
+                  <pic:spPr>
+                    <a:xfrm>
+                      <a:off x="0" y="0"/>
+                      <a:ext cx="5731510" cy="1539240"/>
+                    </a:xfrm>
+                    <a:prstGeom prst="rect">
+                      <a:avLst/>
+                    </a:prstGeom>
+                  </pic:spPr>
+                </pic:pic>
+              </a:graphicData>
+            </a:graphic>
+          </wp:inline>
+        </w:drawing>
+      </w:r>
+    </w:p>
     <w:sectPr>
-      <w:pgSz w:w="12240" w:h="15840"/>
-      <w:pgMar w:top="1440" w:right="1440" w:bottom="1440" w:left="1440" w:header="720" w:footer="720" w:gutter="0"/>
-      <w:cols w:space="720"/>
+      <w:pgSz w:w="11906" w:h="16838"/>
+      <w:pgMar w:top="1440" w:right="1440" w:bottom="1440" w:left="1440" w:header="708" w:footer="708" w:gutter="0"/>
+      <w:cols w:space="708"/>
       <w:docGrid w:linePitch="360"/>
     </w:sectPr>
   </w:body>
@@ -580,15 +172,15 @@
       <w:rPr>
         <w:rFonts w:asciiTheme="minorHAnsi" w:eastAsiaTheme="minorHAnsi" w:hAnsiTheme="minorHAnsi" w:cstheme="minorBidi"/>
         <w:kern w:val="2"/>
-        <w:sz w:val="24"/>
-        <w:szCs w:val="24"/>
-        <w:lang w:val="en-US" w:eastAsia="en-US" w:bidi="ar-SA"/>
+        <w:sz w:val="22"/>
+        <w:szCs w:val="22"/>
+        <w:lang w:val="en-IN" w:eastAsia="en-US" w:bidi="ar-SA"/>
         <w14:ligatures w14:val="standardContextual"/>
       </w:rPr>
     </w:rPrDefault>
     <w:pPrDefault>
       <w:pPr>
-        <w:spacing w:after="160" w:line="278" w:lineRule="auto"/>
+        <w:spacing w:after="160" w:line="259" w:lineRule="auto"/>
       </w:pPr>
     </w:pPrDefault>
   </w:docDefaults>
@@ -981,7 +573,7 @@
     <w:link w:val="Heading1Char"/>
     <w:uiPriority w:val="9"/>
     <w:qFormat/>
-    <w:rsid w:val="003D4557"/>
+    <w:rsid w:val="00BC366A"/>
     <w:pPr>
       <w:keepNext/>
       <w:keepLines/>
@@ -1004,7 +596,7 @@
     <w:semiHidden/>
     <w:unhideWhenUsed/>
     <w:qFormat/>
-    <w:rsid w:val="003D4557"/>
+    <w:rsid w:val="00BC366A"/>
     <w:pPr>
       <w:keepNext/>
       <w:keepLines/>
@@ -1027,7 +619,7 @@
     <w:semiHidden/>
     <w:unhideWhenUsed/>
     <w:qFormat/>
-    <w:rsid w:val="003D4557"/>
+    <w:rsid w:val="00BC366A"/>
     <w:pPr>
       <w:keepNext/>
       <w:keepLines/>
@@ -1050,7 +642,7 @@
     <w:semiHidden/>
     <w:unhideWhenUsed/>
     <w:qFormat/>
-    <w:rsid w:val="003D4557"/>
+    <w:rsid w:val="00BC366A"/>
     <w:pPr>
       <w:keepNext/>
       <w:keepLines/>
@@ -1073,7 +665,7 @@
     <w:semiHidden/>
     <w:unhideWhenUsed/>
     <w:qFormat/>
-    <w:rsid w:val="003D4557"/>
+    <w:rsid w:val="00BC366A"/>
     <w:pPr>
       <w:keepNext/>
       <w:keepLines/>
@@ -1094,7 +686,7 @@
     <w:semiHidden/>
     <w:unhideWhenUsed/>
     <w:qFormat/>
-    <w:rsid w:val="003D4557"/>
+    <w:rsid w:val="00BC366A"/>
     <w:pPr>
       <w:keepNext/>
       <w:keepLines/>
@@ -1117,7 +709,7 @@
     <w:semiHidden/>
     <w:unhideWhenUsed/>
     <w:qFormat/>
-    <w:rsid w:val="003D4557"/>
+    <w:rsid w:val="00BC366A"/>
     <w:pPr>
       <w:keepNext/>
       <w:keepLines/>
@@ -1138,7 +730,7 @@
     <w:semiHidden/>
     <w:unhideWhenUsed/>
     <w:qFormat/>
-    <w:rsid w:val="003D4557"/>
+    <w:rsid w:val="00BC366A"/>
     <w:pPr>
       <w:keepNext/>
       <w:keepLines/>
@@ -1161,7 +753,7 @@
     <w:semiHidden/>
     <w:unhideWhenUsed/>
     <w:qFormat/>
-    <w:rsid w:val="003D4557"/>
+    <w:rsid w:val="00BC366A"/>
     <w:pPr>
       <w:keepNext/>
       <w:keepLines/>
@@ -1176,7 +768,6 @@
   <w:style w:type="character" w:default="1" w:styleId="DefaultParagraphFont">
     <w:name w:val="Default Paragraph Font"/>
     <w:uiPriority w:val="1"/>
-    <w:semiHidden/>
     <w:unhideWhenUsed/>
   </w:style>
   <w:style w:type="table" w:default="1" w:styleId="TableNormal">
@@ -1205,7 +796,7 @@
     <w:basedOn w:val="DefaultParagraphFont"/>
     <w:link w:val="Heading1"/>
     <w:uiPriority w:val="9"/>
-    <w:rsid w:val="003D4557"/>
+    <w:rsid w:val="00BC366A"/>
     <w:rPr>
       <w:rFonts w:asciiTheme="majorHAnsi" w:eastAsiaTheme="majorEastAsia" w:hAnsiTheme="majorHAnsi" w:cstheme="majorBidi"/>
       <w:color w:val="2F5496" w:themeColor="accent1" w:themeShade="BF"/>
@@ -1219,7 +810,7 @@
     <w:link w:val="Heading2"/>
     <w:uiPriority w:val="9"/>
     <w:semiHidden/>
-    <w:rsid w:val="003D4557"/>
+    <w:rsid w:val="00BC366A"/>
     <w:rPr>
       <w:rFonts w:asciiTheme="majorHAnsi" w:eastAsiaTheme="majorEastAsia" w:hAnsiTheme="majorHAnsi" w:cstheme="majorBidi"/>
       <w:color w:val="2F5496" w:themeColor="accent1" w:themeShade="BF"/>
@@ -1233,7 +824,7 @@
     <w:link w:val="Heading3"/>
     <w:uiPriority w:val="9"/>
     <w:semiHidden/>
-    <w:rsid w:val="003D4557"/>
+    <w:rsid w:val="00BC366A"/>
     <w:rPr>
       <w:rFonts w:eastAsiaTheme="majorEastAsia" w:cstheme="majorBidi"/>
       <w:color w:val="2F5496" w:themeColor="accent1" w:themeShade="BF"/>
@@ -1247,7 +838,7 @@
     <w:link w:val="Heading4"/>
     <w:uiPriority w:val="9"/>
     <w:semiHidden/>
-    <w:rsid w:val="003D4557"/>
+    <w:rsid w:val="00BC366A"/>
     <w:rPr>
       <w:rFonts w:eastAsiaTheme="majorEastAsia" w:cstheme="majorBidi"/>
       <w:i/>
@@ -1261,7 +852,7 @@
     <w:link w:val="Heading5"/>
     <w:uiPriority w:val="9"/>
     <w:semiHidden/>
-    <w:rsid w:val="003D4557"/>
+    <w:rsid w:val="00BC366A"/>
     <w:rPr>
       <w:rFonts w:eastAsiaTheme="majorEastAsia" w:cstheme="majorBidi"/>
       <w:color w:val="2F5496" w:themeColor="accent1" w:themeShade="BF"/>
@@ -1273,7 +864,7 @@
     <w:link w:val="Heading6"/>
     <w:uiPriority w:val="9"/>
     <w:semiHidden/>
-    <w:rsid w:val="003D4557"/>
+    <w:rsid w:val="00BC366A"/>
     <w:rPr>
       <w:rFonts w:eastAsiaTheme="majorEastAsia" w:cstheme="majorBidi"/>
       <w:i/>
@@ -1287,7 +878,7 @@
     <w:link w:val="Heading7"/>
     <w:uiPriority w:val="9"/>
     <w:semiHidden/>
-    <w:rsid w:val="003D4557"/>
+    <w:rsid w:val="00BC366A"/>
     <w:rPr>
       <w:rFonts w:eastAsiaTheme="majorEastAsia" w:cstheme="majorBidi"/>
       <w:color w:val="595959" w:themeColor="text1" w:themeTint="A6"/>
@@ -1299,7 +890,7 @@
     <w:link w:val="Heading8"/>
     <w:uiPriority w:val="9"/>
     <w:semiHidden/>
-    <w:rsid w:val="003D4557"/>
+    <w:rsid w:val="00BC366A"/>
     <w:rPr>
       <w:rFonts w:eastAsiaTheme="majorEastAsia" w:cstheme="majorBidi"/>
       <w:i/>
@@ -1313,7 +904,7 @@
     <w:link w:val="Heading9"/>
     <w:uiPriority w:val="9"/>
     <w:semiHidden/>
-    <w:rsid w:val="003D4557"/>
+    <w:rsid w:val="00BC366A"/>
     <w:rPr>
       <w:rFonts w:eastAsiaTheme="majorEastAsia" w:cstheme="majorBidi"/>
       <w:color w:val="272727" w:themeColor="text1" w:themeTint="D8"/>
@@ -1326,7 +917,7 @@
     <w:link w:val="TitleChar"/>
     <w:uiPriority w:val="10"/>
     <w:qFormat/>
-    <w:rsid w:val="003D4557"/>
+    <w:rsid w:val="00BC366A"/>
     <w:pPr>
       <w:spacing w:after="80" w:line="240" w:lineRule="auto"/>
       <w:contextualSpacing/>
@@ -1344,7 +935,7 @@
     <w:basedOn w:val="DefaultParagraphFont"/>
     <w:link w:val="Title"/>
     <w:uiPriority w:val="10"/>
-    <w:rsid w:val="003D4557"/>
+    <w:rsid w:val="00BC366A"/>
     <w:rPr>
       <w:rFonts w:asciiTheme="majorHAnsi" w:eastAsiaTheme="majorEastAsia" w:hAnsiTheme="majorHAnsi" w:cstheme="majorBidi"/>
       <w:spacing w:val="-10"/>
@@ -1360,7 +951,7 @@
     <w:link w:val="SubtitleChar"/>
     <w:uiPriority w:val="11"/>
     <w:qFormat/>
-    <w:rsid w:val="003D4557"/>
+    <w:rsid w:val="00BC366A"/>
     <w:pPr>
       <w:numPr>
         <w:ilvl w:val="1"/>
@@ -1379,7 +970,7 @@
     <w:basedOn w:val="DefaultParagraphFont"/>
     <w:link w:val="Subtitle"/>
     <w:uiPriority w:val="11"/>
-    <w:rsid w:val="003D4557"/>
+    <w:rsid w:val="00BC366A"/>
     <w:rPr>
       <w:rFonts w:eastAsiaTheme="majorEastAsia" w:cstheme="majorBidi"/>
       <w:color w:val="595959" w:themeColor="text1" w:themeTint="A6"/>
@@ -1395,7 +986,7 @@
     <w:link w:val="QuoteChar"/>
     <w:uiPriority w:val="29"/>
     <w:qFormat/>
-    <w:rsid w:val="003D4557"/>
+    <w:rsid w:val="00BC366A"/>
     <w:pPr>
       <w:spacing w:before="160"/>
       <w:jc w:val="center"/>
@@ -1411,7 +1002,7 @@
     <w:basedOn w:val="DefaultParagraphFont"/>
     <w:link w:val="Quote"/>
     <w:uiPriority w:val="29"/>
-    <w:rsid w:val="003D4557"/>
+    <w:rsid w:val="00BC366A"/>
     <w:rPr>
       <w:i/>
       <w:iCs/>
@@ -1423,7 +1014,7 @@
     <w:basedOn w:val="Normal"/>
     <w:uiPriority w:val="34"/>
     <w:qFormat/>
-    <w:rsid w:val="003D4557"/>
+    <w:rsid w:val="00BC366A"/>
     <w:pPr>
       <w:ind w:left="720"/>
       <w:contextualSpacing/>
@@ -1434,7 +1025,7 @@
     <w:basedOn w:val="DefaultParagraphFont"/>
     <w:uiPriority w:val="21"/>
     <w:qFormat/>
-    <w:rsid w:val="003D4557"/>
+    <w:rsid w:val="00BC366A"/>
     <w:rPr>
       <w:i/>
       <w:iCs/>
@@ -1448,7 +1039,7 @@
     <w:link w:val="IntenseQuoteChar"/>
     <w:uiPriority w:val="30"/>
     <w:qFormat/>
-    <w:rsid w:val="003D4557"/>
+    <w:rsid w:val="00BC366A"/>
     <w:pPr>
       <w:pBdr>
         <w:top w:val="single" w:sz="4" w:space="10" w:color="2F5496" w:themeColor="accent1" w:themeShade="BF"/>
@@ -1469,7 +1060,7 @@
     <w:basedOn w:val="DefaultParagraphFont"/>
     <w:link w:val="IntenseQuote"/>
     <w:uiPriority w:val="30"/>
-    <w:rsid w:val="003D4557"/>
+    <w:rsid w:val="00BC366A"/>
     <w:rPr>
       <w:i/>
       <w:iCs/>
@@ -1481,7 +1072,7 @@
     <w:basedOn w:val="DefaultParagraphFont"/>
     <w:uiPriority w:val="32"/>
     <w:qFormat/>
-    <w:rsid w:val="003D4557"/>
+    <w:rsid w:val="00BC366A"/>
     <w:rPr>
       <w:b/>
       <w:bCs/>
